--- a/docs/terminal_config.docx
+++ b/docs/terminal_config.docx
@@ -869,6 +869,35 @@
         <w:t>Have both QR documents ready before resetting. Reset is for deliberate reconfiguration, not the first response to a temporary call or network problem.</w:t>
       </w:r>
     </w:p>
+    <w:p>
+      <w:pPr>
+        <w:pStyle w:val="Heading1"/>
+        <w:pageBreakBefore/>
+      </w:pPr>
+      <w:r>
+        <w:t>Using a secure server connection</w:t>
+      </w:r>
+    </w:p>
+    <w:p>
+      <w:r>
+        <w:t>If the terminal will be used on a network that blocks UDP, ask the server administrator for an HTTPS server QR code. The administrator must first configure the secure call service and media relay.</w:t>
+      </w:r>
+    </w:p>
+    <w:p>
+      <w:r>
+        <w:t>Install the current terminal software, then use Settings and Reset to enroll with the new QR code. An old HTTP QR code cannot activate secure relay mode. Do not turn off certificate checks to work around an enrollment error.</w:t>
+      </w:r>
+    </w:p>
+    <w:p>
+      <w:r>
+        <w:t>Call and answer controls stay the same. The terminal receives temporary relay credentials from the server. It updates them while idle, so an active call is not interrupted. If the terminal has been offline for a long time, restore its server connection before making a call.</w:t>
+      </w:r>
+    </w:p>
+    <w:p>
+      <w:r>
+        <w:t>Before use, make a call in both directions and check sound and video. If registration or media fails, ask the administrator to check the endpoint addresses, certificates, clock and network access. No automatic switch to an unencrypted connection is made.</w:t>
+      </w:r>
+    </w:p>
     <w:sectPr>
       <w:footerReference w:type="default" r:id="rId9"/>
       <w:pgSz w:w="11909" w:h="16834"/>

--- a/docs/terminal_config.docx
+++ b/docs/terminal_config.docx
@@ -898,6 +898,55 @@
         <w:t>Before use, make a call in both directions and check sound and video. If registration or media fails, ask the administrator to check the endpoint addresses, certificates, clock and network access. No automatic switch to an unencrypted connection is made.</w:t>
       </w:r>
     </w:p>
+    <w:p>
+      <w:pPr>
+        <w:pStyle w:val="Heading1"/>
+        <w:pageBreakBefore/>
+      </w:pPr>
+      <w:r>
+        <w:t>Setting up ZmalaPhone</w:t>
+      </w:r>
+    </w:p>
+    <w:p>
+      <w:r>
+        <w:t>A Pi terminal requires a Terminal account. ZmalaPhone requires a separate App account. Add the two accounts to a shared calling group so they can call each other.</w:t>
+      </w:r>
+    </w:p>
+    <w:p>
+      <w:r>
+        <w:t>Ask the administrator for the signed ZmalaPhone APK download link and your account setup QR. Open the downloaded APK, allow installation from your browser or file manager when Android asks, and install. You do not need server admin access. Open ZmalaPhone, choose Scan setup QR, allow camera and microphone access and scan the code from paper or another screen. On Android 17, also allow local network access. Confirm the displayed server address. Later signed releases keep setup when installed as updates. Replacing a development/debug copy requires uninstalling it first and obtaining a fresh setup QR.</w:t>
+      </w:r>
+    </w:p>
+    <w:p>
+      <w:r>
+        <w:t>Allow notifications to receive calls while ZmalaPhone is closed or the phone sleeps. Internet is needed for alerts. Calls can cross different networks when the administrator enables encrypted remote access and supplies an HTTPS setup QR. If Android Force stop is used, reopen ZmalaPhone. Enable disabled notifications in Android Settings and reopen it; also reopen at least monthly to renew alerts.</w:t>
+      </w:r>
+    </w:p>
+    <w:p>
+      <w:r>
+        <w:t>Do not change the Pi account to App to add a phone. A type change revokes the old enrollment and SIP password; it replaces the device instead of adding another one. If a type change is intentional, print a fresh QR and repeat setup on the replacement device.</w:t>
+      </w:r>
+    </w:p>
+    <w:p>
+      <w:r>
+        <w:t>The Android preview uses the same logo and colours as the terminal. It supports local or encrypted remote video calls and Firebase incoming alerts while closed. For remote calls, both devices use HTTPS setup and the configured encrypted server relay; their routers need no inbound forwarding rules.</w:t>
+      </w:r>
+    </w:p>
+    <w:p>
+      <w:r>
+        <w:t>During a call, tap the video to show the four round controls: microphone, audio output, switch camera and hangup. They hide after five seconds without interaction. Your camera is at bottom right, above the controls when visible. Rotate the phone for landscape video. A pulsing phone shows when an outgoing call is ringing. After answer, Connecting video and a spinner remain until the first remote video frame arrives.</w:t>
+      </w:r>
+    </w:p>
+    <w:p>
+      <w:r>
+        <w:t>To remove phone setup, use Android Settings &gt; Apps &gt; ZmalaPhone &gt; Storage &gt; Clear storage (Clear app data on some phones), then scan an App QR again. This leaves the server account unchanged.</w:t>
+      </w:r>
+    </w:p>
+    <w:p>
+      <w:r>
+        <w:t>Contacts appear as compact rows with rounded photos beside their names. Tap a green name to call an online contact; gray names are offline and cannot be called. Check a call in each direction, sound, moving video, mute, camera switching and hangup before relying on the phone. The Pi remote-control workflow is unchanged.</w:t>
+      </w:r>
+    </w:p>
     <w:sectPr>
       <w:footerReference w:type="default" r:id="rId9"/>
       <w:pgSz w:w="11909" w:h="16834"/>

--- a/docs/terminal_config.docx
+++ b/docs/terminal_config.docx
@@ -12,10 +12,7 @@
     </w:p>
     <w:p>
       <w:r>
-        <w:rPr>
-          <w:b w:val="0"/>
-        </w:rPr>
-        <w:t>For the person setting up the terminal and its contacts. Start after terminal_prep.docx has completed. You need access to the Zmala server administration page, the Presenter remote, the TV remote and the two setup QR documents.</w:t>
+        <w:t>For the person setting up the terminal and its contacts. Start after ZmalaTerminal-Installation.pdf has completed. You need access to the Zmala server administration page, the Presenter remote, the TV remote and the two setup QR documents.</w:t>
       </w:r>
     </w:p>
     <w:p>
@@ -39,10 +36,7 @@
     </w:p>
     <w:p>
       <w:r>
-        <w:rPr>
-          <w:b w:val="0"/>
-        </w:rPr>
-        <w:t>From a PC or phone on the same network, open the server address, normally http://zmalaserver.local:8080/, and sign in. Use its IP address if the name does not resolve. If no server exists yet, follow server_prep.docx first.</w:t>
+        <w:t>From a PC or phone on the same network, open the server address, normally http://zmalaserver.local:8080/, and sign in. Use its IP address if the name does not resolve. If no server exists yet, follow ZmalaServer-Installation.pdf first.</w:t>
       </w:r>
     </w:p>
     <w:p>

--- a/docs/terminal_config.docx
+++ b/docs/terminal_config.docx
@@ -833,10 +833,7 @@
     </w:p>
     <w:p>
       <w:r>
-        <w:rPr>
-          <w:b w:val="0"/>
-        </w:rPr>
-        <w:t>The terminal serial is shown at the bottom of Settings. The server also offers camera/audio configuration, video resolution and frame rate. Fresh video settings are 720p at 15 fps; higher targets depend on the camera, Pi and network. Media changes may wait until the current call ends.</w:t>
+        <w:t>The terminal serial is shown at the bottom of Settings. The Nuroum C20 automatically supplies the camera, microphone and speaker; there are no other device choices. If it is still waking, the terminal retries once per second and waits before connecting the call. You can still press red to cancel. Sound never switches to the TV. The server offers video resolution, frame rate, audio processing and C20 volume. Fresh video settings are 720p at 15 fps; media changes may wait until the call ends.</w:t>
       </w:r>
     </w:p>
     <w:p>

--- a/docs/terminal_config.docx
+++ b/docs/terminal_config.docx
@@ -368,7 +368,7 @@
         <w:pStyle w:val="ListBullet"/>
       </w:pPr>
       <w:r>
-        <w:t>Point the C20 at the seating area. Call another permitted, online contact.</w:t>
+        <w:t>Point the C20 at the seating area. Call a permitted green Available or blue Try calling contact.</w:t>
       </w:r>
     </w:p>
     <w:p>
@@ -935,7 +935,7 @@
     </w:p>
     <w:p>
       <w:r>
-        <w:t>Contacts appear as compact rows with rounded photos beside their names. Tap a green name to call an online contact; gray names are offline and cannot be called. Check a call in each direction, sound, moving video, mute, camera switching and hangup before relying on the phone. The Pi remote-control workflow is unchanged.</w:t>
+        <w:t>Contacts appear as compact rows with rounded photos beside their names. Green Available means recently active. Blue Try calling means push may work, but availability is unconfirmed. Tap either name to call. Red Offline names cannot start a call. Check sound, moving video, mute, camera switching and hangup in both directions before relying on the phone. The Pi remote workflow is unchanged.</w:t>
       </w:r>
     </w:p>
     <w:sectPr>

--- a/docs/terminal_config.docx
+++ b/docs/terminal_config.docx
@@ -251,10 +251,7 @@
     </w:p>
     <w:p>
       <w:r>
-        <w:rPr>
-          <w:b w:val="0"/>
-        </w:rPr>
-        <w:t>Hold the Wi-Fi QR steadily in front of the C20, with the whole code visible. Wait for success and the ten-second confirmation. When the server QR screen appears, show the server QR. An incorrect or unreachable server leaves an error and lets you try again.</w:t>
+        <w:t>Hold the Wi-Fi QR steadily in front of the C20, with the whole code inside the four corner guides shown on the TV. Move the code closer or farther away until it fits clearly. Wait for success and the ten-second confirmation. When the server QR screen appears, show the server QR inside the same guides. An incorrect or unreachable server leaves an error and lets you try again.</w:t>
       </w:r>
     </w:p>
     <w:p>

--- a/docs/terminal_config.docx
+++ b/docs/terminal_config.docx
@@ -713,6 +713,28 @@
         </w:tc>
       </w:tr>
       <w:tr>
+        <w:tc>
+          <w:tcPr>
+            <w:tcW w:type="dxa" w:w="2376"/>
+          </w:tcPr>
+          <w:p>
+            <w:r>
+              <w:t>Ringtone</w:t>
+            </w:r>
+          </w:p>
+        </w:tc>
+        <w:tc>
+          <w:tcPr>
+            <w:tcW w:type="dxa" w:w="7128"/>
+          </w:tcPr>
+          <w:p>
+            <w:r>
+              <w:t>Nokia (default) and the sounds added on your server</w:t>
+            </w:r>
+          </w:p>
+        </w:tc>
+      </w:tr>
+      <w:tr>
         <w:trPr>
           <w:cantSplit/>
         </w:trPr>
@@ -831,6 +853,11 @@
     <w:p>
       <w:r>
         <w:t>The terminal serial is shown at the bottom of Settings. The Nuroum C20 automatically supplies the camera, microphone and speaker; there are no other device choices. If it is still waking, the terminal retries once per second and waits before connecting the call. You can still press red to cancel. Sound never switches to the TV. The server offers video resolution, frame rate, audio processing and C20 volume. Fresh video settings are 720p at 15 fps; media changes may wait until the call ends.</w:t>
+      </w:r>
+    </w:p>
+    <w:p>
+      <w:r>
+        <w:t>To choose a ringtone, open Ringtone in Settings with green. Use left and right to hear each choice through the C20 at the current speaker volume; a preview plays for up to ten seconds after a short pause. A waking C20 may take a moment. At zero volume the preview is silent. Press green to save, or red to cancel. An incoming call stops the preview. Nokia remains available if a new sound has not downloaded yet. The administrator can add sounds on the server.</w:t>
       </w:r>
     </w:p>
     <w:p>

--- a/docs/terminal_config.docx
+++ b/docs/terminal_config.docx
@@ -949,7 +949,7 @@
     </w:p>
     <w:p>
       <w:r>
-        <w:t>During a call, tap the video to show the four round controls: microphone, audio output, switch camera and hangup. They hide after five seconds without interaction. Your camera is at bottom right, above the controls when visible. Rotate the phone for landscape video. A pulsing phone shows when an outgoing call is ringing. After answer, Connecting video and a spinner remain until the first remote video frame arrives.</w:t>
+        <w:t>During a call, tap the video to show four round buttons; they hide after five seconds without interaction. The microphone button mutes what the other person hears; a slash means muted. The listening button cycles loudspeaker (sound waves), earpiece (phone icon) and muted sound (crossed speaker), skipping an unavailable earpiece. Microphone and listening mute are independent. Swipe up/down on the video or use the phone volume buttons to adjust listening volume. Swiping briefly shows a percentage. New calls use loudspeaker at the existing call volume. Switch camera alternates front/rear cameras; red hangup ends the call. Your preview preserves camera proportions and follows rotation at bottom right, above visible controls. A pulsing phone indicates outgoing ringing; after answer, Connecting video and a spinner remain until a remote frame arrives.</w:t>
       </w:r>
     </w:p>
     <w:p>

--- a/docs/terminal_config.docx
+++ b/docs/terminal_config.docx
@@ -411,10 +411,7 @@
     </w:p>
     <w:p>
       <w:r>
-        <w:rPr>
-          <w:b w:val="0"/>
-        </w:rPr>
-        <w:t>Use left and right to select a setting. Green opens it. Inside the setting, left and right change the option or value, green saves and red discards the change. Red from the list leaves Settings. Saved changes are sent back to the server; if saving fails, leave the error visible and retry after restoring the connection.</w:t>
+        <w:t>Use left/right to choose a setting; green opens it. Inside, left/right changes the draft, green saves and red discards it. Red on the list asks to exit: green confirms; red stays. Saved changes go to the server. If saving fails, retry after restoring the connection.</w:t>
       </w:r>
     </w:p>
     <w:tbl>
@@ -857,7 +854,7 @@
     </w:p>
     <w:p>
       <w:r>
-        <w:t>To choose a ringtone, open Ringtone in Settings with green. Use left and right to hear each choice through the C20 at the current speaker volume; a preview plays for up to ten seconds after a short pause. A waking C20 may take a moment. At zero volume the preview is silent. Press green to save, or red to cancel. An incoming call stops the preview. Nokia remains available if a new sound has not downloaded yet. The administrator can add sounds on the server.</w:t>
+        <w:t>To choose a ringtone, open Ringtone in Settings with green. Use left and right to browse and hear each choice through the C20; the list wraps at both ends. A preview plays for up to ten seconds after a short pause. A waking C20 may take a moment. At zero volume the preview is silent. Press green to save, or red to cancel. An incoming call stops the preview. Nokia remains available if a new sound has not downloaded yet. The administrator can add sounds on the server.</w:t>
       </w:r>
     </w:p>
     <w:p>

--- a/docs/terminal_config.docx
+++ b/docs/terminal_config.docx
@@ -696,15 +696,8 @@
             </w:tcMar>
           </w:tcPr>
           <w:p>
-            <w:pPr>
-              <w:spacing w:after="0" w:line="252" w:lineRule="auto"/>
-            </w:pPr>
             <w:r>
-              <w:rPr>
-                <w:b w:val="0"/>
-                <w:sz w:val="23"/>
-              </w:rPr>
-              <w:t>0 to 100 percent</w:t>
+              <w:t>0–100%, in steps of 5%</w:t>
             </w:r>
           </w:p>
         </w:tc>

--- a/docs/terminal_config.docx
+++ b/docs/terminal_config.docx
@@ -403,10 +403,7 @@
     </w:p>
     <w:p>
       <w:r>
-        <w:rPr>
-          <w:b w:val="0"/>
-        </w:rPr>
-        <w:t>From the contact carousel, hold red for ten seconds. A progress bar appears after two seconds. Keep holding until Settings opens. Releasing early cancels the gesture.</w:t>
+        <w:t>From the contact carousel, hold red for seven seconds. A progress bar appears after two seconds. Keep holding until Settings opens. Releasing early cancels the gesture.</w:t>
       </w:r>
     </w:p>
     <w:p>
@@ -696,7 +693,14 @@
             </w:tcMar>
           </w:tcPr>
           <w:p>
+            <w:pPr>
+              <w:spacing w:after="0" w:line="252" w:lineRule="auto"/>
+            </w:pPr>
             <w:r>
+              <w:rPr>
+                <w:b w:val="0"/>
+                <w:sz w:val="23"/>
+              </w:rPr>
               <w:t>0–100%, in steps of 5%</w:t>
             </w:r>
           </w:p>

--- a/docs/terminal_config.docx
+++ b/docs/terminal_config.docx
@@ -251,10 +251,7 @@
     </w:p>
     <w:p>
       <w:r>
-        <w:rPr>
-          <w:b w:val="0"/>
-        </w:rPr>
-        <w:t>Hold the Wi-Fi QR steadily in front of the C20, with the whole code visible. Wait for success and the ten-second confirmation. When the server QR screen appears, show the server QR. An incorrect or unreachable server leaves an error and lets you try again.</w:t>
+        <w:t>Hold the Wi-Fi QR steadily in front of the C20, with the whole code inside the four corner guides shown on the TV. Move the code closer or farther away until it fits clearly. Wait for success and the ten-second confirmation. When the server QR screen appears, show the server QR inside the same guides. An incorrect or unreachable server leaves an error and lets you try again.</w:t>
       </w:r>
     </w:p>
     <w:p>
@@ -406,18 +403,12 @@
     </w:p>
     <w:p>
       <w:r>
-        <w:rPr>
-          <w:b w:val="0"/>
-        </w:rPr>
-        <w:t>From the contact carousel, hold red for ten seconds. A progress bar appears after two seconds. Keep holding until Settings opens. Releasing early cancels the gesture.</w:t>
+        <w:t>From the contact carousel, hold red for seven seconds. A progress bar appears after two seconds. Keep holding until Settings opens. Releasing early cancels the gesture.</w:t>
       </w:r>
     </w:p>
     <w:p>
       <w:r>
-        <w:rPr>
-          <w:b w:val="0"/>
-        </w:rPr>
-        <w:t>Use left and right to select a setting. Green opens it. Inside the setting, left and right change the option or value, green saves and red discards the change. Red from the list leaves Settings. Saved changes are sent back to the server; if saving fails, leave the error visible and retry after restoring the connection.</w:t>
+        <w:t>Use left/right to choose a setting; green opens it. Inside, left/right changes the draft, green saves and red discards it. Red on the list asks to exit: green confirms; red stays. Saved changes go to the server. If saving fails, retry after restoring the connection.</w:t>
       </w:r>
     </w:p>
     <w:tbl>
@@ -710,7 +701,29 @@
                 <w:b w:val="0"/>
                 <w:sz w:val="23"/>
               </w:rPr>
-              <w:t>0 to 100 percent</w:t>
+              <w:t>0–100%, in steps of 5%</w:t>
+            </w:r>
+          </w:p>
+        </w:tc>
+      </w:tr>
+      <w:tr>
+        <w:tc>
+          <w:tcPr>
+            <w:tcW w:type="dxa" w:w="2376"/>
+          </w:tcPr>
+          <w:p>
+            <w:r>
+              <w:t>Ringtone</w:t>
+            </w:r>
+          </w:p>
+        </w:tc>
+        <w:tc>
+          <w:tcPr>
+            <w:tcW w:type="dxa" w:w="7128"/>
+          </w:tcPr>
+          <w:p>
+            <w:r>
+              <w:t>Nokia (default) and the sounds added on your server</w:t>
             </w:r>
           </w:p>
         </w:tc>
@@ -837,6 +850,11 @@
       </w:r>
     </w:p>
     <w:p>
+      <w:r>
+        <w:t>To choose a ringtone, open Ringtone in Settings with green. Use left and right to browse and hear each choice through the C20; the list wraps at both ends. A preview plays for up to ten seconds after a short pause. A waking C20 may take a moment. At zero volume the preview is silent. Press green to save, or red to cancel. An incoming call stops the preview. Nokia remains available if a new sound has not downloaded yet. The administrator can add sounds on the server.</w:t>
+      </w:r>
+    </w:p>
+    <w:p>
       <w:pPr>
         <w:pStyle w:val="Heading1"/>
       </w:pPr>
@@ -925,7 +943,7 @@
     </w:p>
     <w:p>
       <w:r>
-        <w:t>During a call, tap the video to show the four round controls: microphone, audio output, switch camera and hangup. They hide after five seconds without interaction. Your camera is at bottom right, above the controls when visible. Rotate the phone for landscape video. A pulsing phone shows when an outgoing call is ringing. After answer, Connecting video and a spinner remain until the first remote video frame arrives.</w:t>
+        <w:t>During a call, tap the video to show four round buttons; they hide after five seconds without interaction. The microphone button mutes what the other person hears; a slash means muted. The listening button cycles loudspeaker (sound waves), earpiece (phone icon) and muted sound (crossed speaker), skipping an unavailable earpiece. Microphone and listening mute are independent. Swipe up/down on the video or use the phone volume buttons to adjust listening volume. Swiping briefly shows a percentage. New calls use loudspeaker at the existing call volume. Switch camera alternates front/rear cameras; red hangup ends the call. Your preview preserves camera proportions and follows rotation at bottom right, above visible controls. A pulsing phone indicates outgoing ringing; after answer, Connecting video and a spinner remain until a remote frame arrives.</w:t>
       </w:r>
     </w:p>
     <w:p>

--- a/docs/terminal_config.docx
+++ b/docs/terminal_config.docx
@@ -918,42 +918,32 @@
     </w:p>
     <w:p>
       <w:r>
-        <w:t>A Pi terminal requires a Terminal account. ZmalaPhone requires a separate App account. Add the two accounts to a shared calling group so they can call each other.</w:t>
+        <w:t>Each Pi terminal needs a Terminal account and each phone its own App account in a shared calling group. Keep the Pi account as Terminal when adding a phone. Ask the administrator for the signed APK link and private App setup QR; phone users do not need server administration access.</w:t>
       </w:r>
     </w:p>
     <w:p>
       <w:r>
-        <w:t>Ask the administrator for the signed ZmalaPhone APK download link and your account setup QR. Open the downloaded APK, allow installation from your browser or file manager when Android asks, and install. You do not need server admin access. Open ZmalaPhone, choose Scan setup QR, allow camera and microphone access and scan the code from paper or another screen. On Android 17, also allow local network access. Confirm the displayed server address. Later signed releases keep setup when installed as updates. Replacing a development/debug copy requires uninstalling it first and obtaining a fresh setup QR.</w:t>
+        <w:t>Download the signed ZmalaPhone.apk from the supplied release link. Open it and allow installation when Android asks. In ZmalaPhone, choose Scan setup QR for a printed code or another screen, or Open QR image for a saved picture on the same phone. Confirm the server address. Allow camera, microphone and, on Android 17, local network access.</w:t>
       </w:r>
     </w:p>
     <w:p>
       <w:r>
-        <w:t>Allow notifications to receive calls while ZmalaPhone is closed or the phone sleeps. Internet is needed for alerts. Calls can cross different networks when the administrator enables encrypted remote access and supplies an HTTPS setup QR. If Android Force stop is used, reopen ZmalaPhone. Enable disabled notifications in Android Settings and reopen it; also reopen at least monthly to renew alerts.</w:t>
+        <w:t>Allow notifications for incoming calls while the app is closed or the phone sleeps. The footer offers notification settings, retry or help when alerts are unavailable. Alerts need internet and the server’s private Firebase sender configuration. Reopen after Android Force stop and at least monthly.</w:t>
       </w:r>
     </w:p>
     <w:p>
       <w:r>
-        <w:t>Do not change the Pi account to App to add a phone. A type change revokes the old enrollment and SIP password; it replaces the device instead of adding another one. If a type change is intentional, print a fresh QR and repeat setup on the replacement device.</w:t>
+        <w:t>Each contact is one card opening that person’s Call, Request callback or Cancel request actions and missed-call information. Green Available means recently active; blue Try calling means push may work but is unconfirmed. Red Offline cards still open, with Call disabled. The app supports English/French and larger Android text.</w:t>
       </w:r>
     </w:p>
     <w:p>
       <w:r>
-        <w:t>The Android preview uses the same logo and colours as the terminal. It supports local or encrypted remote video calls and Firebase incoming alerts while closed. For remote calls, both devices use HTTPS setup and the configured encrypted server relay; their routers need no inbound forwarding rules.</w:t>
+        <w:t>During calls, tap video for labeled microphone, listening, camera-switch and hangup controls. Swipe up/down or use volume keys for listening volume. Home and screen locking retain audio and pause camera sending. The ongoing notification returns to or ends the call. Check real calls in both directions before handover.</w:t>
       </w:r>
     </w:p>
     <w:p>
       <w:r>
-        <w:t>During a call, tap the video to show four round buttons; they hide after five seconds without interaction. The microphone button mutes what the other person hears; a slash means muted. The listening button cycles loudspeaker (sound waves), earpiece (phone icon) and muted sound (crossed speaker), skipping an unavailable earpiece. Microphone and listening mute are independent. Swipe up/down on the video or use the phone volume buttons to adjust listening volume. Swiping briefly shows a percentage. New calls use loudspeaker at the existing call volume. Switch camera alternates front/rear cameras; red hangup ends the call. Your preview preserves camera proportions and follows rotation at bottom right, above visible controls. A pulsing phone indicates outgoing ringing; after answer, Connecting video and a spinner remain until a remote frame arrives.</w:t>
-      </w:r>
-    </w:p>
-    <w:p>
-      <w:r>
-        <w:t>To remove phone setup, use Android Settings &gt; Apps &gt; ZmalaPhone &gt; Storage &gt; Clear storage (Clear app data on some phones), then scan an App QR again. This leaves the server account unchanged.</w:t>
-      </w:r>
-    </w:p>
-    <w:p>
-      <w:r>
-        <w:t>Contacts appear as compact rows with rounded photos beside their names. Green Available means recently active. Blue Try calling means push may work, but availability is unconfirmed. Tap either name to call. Red Offline names cannot start a call. Check sound, moving video, mute, camera switching and hangup in both directions before relying on the phone. The Pi remote workflow is unchanged.</w:t>
+        <w:t>See ZmalaPhone-Installation.pdf and ZmalaPhone-Guide.pdf for complete instructions. Signed updates keep setup. To replace setup, use Android Clear storage and a fresh App QR; the server account remains unchanged.</w:t>
       </w:r>
     </w:p>
     <w:sectPr>

--- a/docs/terminal_config.docx
+++ b/docs/terminal_config.docx
@@ -256,10 +256,7 @@
     </w:p>
     <w:p>
       <w:r>
-        <w:rPr>
-          <w:b w:val="0"/>
-        </w:rPr>
-        <w:t>Setup starts in English. The language selected on the server takes effect after enrollment. Some detailed recovery instructions fall back to English.</w:t>
+        <w:t>Setup starts in English. After enrollment, Language in Settings offers 16 native-language labels in alphabetic order, wrapping at both ends. The same list is on the server. An older unsupported choice falls back to English on upgrade. Detailed help may use English fallback.</w:t>
       </w:r>
     </w:p>
     <w:p>
@@ -668,15 +665,8 @@
             </w:tcMar>
           </w:tcPr>
           <w:p>
-            <w:pPr>
-              <w:spacing w:after="0" w:line="252" w:lineRule="auto"/>
-            </w:pPr>
             <w:r>
-              <w:rPr>
-                <w:b w:val="0"/>
-                <w:sz w:val="23"/>
-              </w:rPr>
-              <w:t>Speaker volume</w:t>
+              <w:t>Ringtone volume</w:t>
             </w:r>
           </w:p>
         </w:tc>
@@ -693,15 +683,49 @@
             </w:tcMar>
           </w:tcPr>
           <w:p>
-            <w:pPr>
-              <w:spacing w:after="0" w:line="252" w:lineRule="auto"/>
-            </w:pPr>
             <w:r>
-              <w:rPr>
-                <w:b w:val="0"/>
-                <w:sz w:val="23"/>
-              </w:rPr>
-              <w:t>0–100%, in steps of 5%</w:t>
+              <w:t>0-100%, in 5% steps; separate from call volume</w:t>
+            </w:r>
+          </w:p>
+        </w:tc>
+      </w:tr>
+      <w:tr>
+        <w:trPr>
+          <w:cantSplit/>
+        </w:trPr>
+        <w:tc>
+          <w:tcPr>
+            <w:tcW w:type="dxa" w:w="2376"/>
+            <w:vAlign w:val="center"/>
+            <w:shd w:fill="F7F9FB"/>
+            <w:tcMar>
+              <w:top w:w="110" w:type="dxa"/>
+              <w:bottom w:w="110" w:type="dxa"/>
+              <w:left w:w="110" w:type="dxa"/>
+              <w:right w:w="110" w:type="dxa"/>
+            </w:tcMar>
+          </w:tcPr>
+          <w:p>
+            <w:r>
+              <w:t>Button sounds volume</w:t>
+            </w:r>
+          </w:p>
+        </w:tc>
+        <w:tc>
+          <w:tcPr>
+            <w:tcW w:type="dxa" w:w="7128"/>
+            <w:vAlign w:val="center"/>
+            <w:shd w:fill="F7F9FB"/>
+            <w:tcMar>
+              <w:top w:w="110" w:type="dxa"/>
+              <w:bottom w:w="110" w:type="dxa"/>
+              <w:left w:w="110" w:type="dxa"/>
+              <w:right w:w="110" w:type="dxa"/>
+            </w:tcMar>
+          </w:tcPr>
+          <w:p>
+            <w:r>
+              <w:t>0-100%, in 5% steps; quiet during calls and ringing</w:t>
             </w:r>
           </w:p>
         </w:tc>
@@ -851,7 +875,7 @@
     </w:p>
     <w:p>
       <w:r>
-        <w:t>To choose a ringtone, open Ringtone in Settings with green. Use left and right to browse and hear each choice through the C20; the list wraps at both ends. A preview plays for up to ten seconds after a short pause. A waking C20 may take a moment. At zero volume the preview is silent. Press green to save, or red to cancel. An incoming call stops the preview. Nokia remains available if a new sound has not downloaded yet. The administrator can add sounds on the server.</w:t>
+        <w:t>To choose a ringtone, open Ringtone in Settings with green. Left/right browses the list, wrapping at either end, and previews through the C20 at Ringtone volume after a short pause, for up to ten seconds. Ringtone volume can be adjusted separately with the same preview. Green saves after server confirmation; red cancels. A waking C20 may take a moment. A call or leaving the editor stops the preview. Nokia remains available offline.</w:t>
       </w:r>
     </w:p>
     <w:p>

--- a/docs/terminal_config.docx
+++ b/docs/terminal_config.docx
@@ -952,7 +952,7 @@
     </w:p>
     <w:p>
       <w:r>
-        <w:t>Allow notifications for incoming calls while the app is closed or the phone sleeps. The footer offers notification settings, retry or help when alerts are unavailable. Alerts need internet and the server’s private Firebase sender configuration. Reopen after Android Force stop and at least monthly.</w:t>
+        <w:t>Allow notifications for incoming calls and callback requests while the app is closed or the phone sleeps. The footer offers notification settings, retry or help when alerts are unavailable. Alerts need internet and the server’s private Firebase sender configuration. Reopen after Android Force stop and at least monthly. Callback alerts name the requester; tapping opens their contact without dialing.</w:t>
       </w:r>
     </w:p>
     <w:p>

--- a/docs/terminal_config.docx
+++ b/docs/terminal_config.docx
@@ -7,12 +7,18 @@
         <w:pStyle w:val="Title"/>
       </w:pPr>
       <w:r>
+        <w:rPr>
+          <w:color w:val="000000"/>
+        </w:rPr>
         <w:t>Configure a Zmala terminal</w:t>
       </w:r>
     </w:p>
     <w:p>
+      <w:pPr>
+        <w:keepLines/>
+      </w:pPr>
       <w:r>
-        <w:t>For the person setting up the terminal and its contacts. Start after ZmalaTerminal-Installation.pdf has completed. You need access to the Zmala server administration page, the Presenter remote, the TV remote and the two setup QR documents.</w:t>
+        <w:t>This part is for the helper setting up the TV terminal. Install the software first using ZmalaTerminal-Installation.pdf. Have the Presenter remote, TV remote and Wi-Fi and server QR documents ready. If an administrator has already supplied the codes, start at Pair the remote and connect Wi-Fi.</w:t>
       </w:r>
     </w:p>
     <w:p>
@@ -20,16 +26,21 @@
         <w:pStyle w:val="Heading1"/>
       </w:pPr>
       <w:r>
+        <w:rPr>
+          <w:color w:val="000000"/>
+        </w:rPr>
         <w:t>Prepare the account and QR documents</w:t>
       </w:r>
     </w:p>
     <w:p>
       <w:pPr>
+        <w:pStyle w:val="Heading2"/>
         <w:keepNext/>
       </w:pPr>
       <w:r>
         <w:rPr>
           <w:b/>
+          <w:color w:val="000000"/>
         </w:rPr>
         <w:t>1  Open the server</w:t>
       </w:r>
@@ -41,11 +52,13 @@
     </w:p>
     <w:p>
       <w:pPr>
+        <w:pStyle w:val="Heading2"/>
         <w:keepNext/>
       </w:pPr>
       <w:r>
         <w:rPr>
           <w:b/>
+          <w:color w:val="000000"/>
         </w:rPr>
         <w:t>2  Create or select the account</w:t>
       </w:r>
@@ -60,11 +73,13 @@
     </w:p>
     <w:p>
       <w:pPr>
+        <w:pStyle w:val="Heading2"/>
         <w:keepNext/>
       </w:pPr>
       <w:r>
         <w:rPr>
           <w:b/>
+          <w:color w:val="000000"/>
         </w:rPr>
         <w:t>3  Choose the terminal settings</w:t>
       </w:r>
@@ -79,11 +94,13 @@
     </w:p>
     <w:p>
       <w:pPr>
+        <w:pStyle w:val="Heading2"/>
         <w:keepNext/>
       </w:pPr>
       <w:r>
         <w:rPr>
           <w:b/>
+          <w:color w:val="000000"/>
         </w:rPr>
         <w:t>4  Download the two QR documents</w:t>
       </w:r>
@@ -97,11 +114,11 @@
       </w:r>
     </w:p>
     <w:p>
+      <w:pPr>
+        <w:keepLines/>
+      </w:pPr>
       <w:r>
-        <w:rPr>
-          <w:b w:val="0"/>
-        </w:rPr>
-        <w:t>Keep the QR documents private. One contains Wi-Fi access details; the other enrolls this terminal with the server. The server QR assigns its device ID and token; you do not set an ID during installation.</w:t>
+        <w:t>Keep both QR documents private: they grant access to the Wi-Fi and this terminal account. Use the server code made for this terminal. The Pi hostname does not select the account.</w:t>
       </w:r>
     </w:p>
     <w:p>
@@ -109,6 +126,9 @@
         <w:pStyle w:val="Heading1"/>
       </w:pPr>
       <w:r>
+        <w:rPr>
+          <w:color w:val="000000"/>
+        </w:rPr>
         <w:t>When replacing a terminal</w:t>
       </w:r>
     </w:p>
@@ -126,6 +146,9 @@
         <w:pageBreakBefore/>
       </w:pPr>
       <w:r>
+        <w:rPr>
+          <w:color w:val="000000"/>
+        </w:rPr>
         <w:t>Pair the remote and connect Wi-Fi</w:t>
       </w:r>
     </w:p>
@@ -183,11 +206,13 @@
     </w:p>
     <w:p>
       <w:pPr>
+        <w:pStyle w:val="Heading2"/>
         <w:keepNext/>
       </w:pPr>
       <w:r>
         <w:rPr>
           <w:b/>
+          <w:color w:val="000000"/>
         </w:rPr>
         <w:t>1  Connect the camera and charge the remote</w:t>
       </w:r>
@@ -202,11 +227,13 @@
     </w:p>
     <w:p>
       <w:pPr>
+        <w:pStyle w:val="Heading2"/>
         <w:keepNext/>
       </w:pPr>
       <w:r>
         <w:rPr>
           <w:b/>
+          <w:color w:val="000000"/>
         </w:rPr>
         <w:t>2  Pair the remote</w:t>
       </w:r>
@@ -221,11 +248,13 @@
     </w:p>
     <w:p>
       <w:pPr>
+        <w:pStyle w:val="Heading2"/>
         <w:keepNext/>
       </w:pPr>
       <w:r>
         <w:rPr>
           <w:b/>
+          <w:color w:val="000000"/>
         </w:rPr>
         <w:t>3  Complete the button test</w:t>
       </w:r>
@@ -240,11 +269,13 @@
     </w:p>
     <w:p>
       <w:pPr>
+        <w:pStyle w:val="Heading2"/>
         <w:keepNext/>
       </w:pPr>
       <w:r>
         <w:rPr>
           <w:b/>
+          <w:color w:val="000000"/>
         </w:rPr>
         <w:t>4  Scan the Wi-Fi code and then the server code</w:t>
       </w:r>
@@ -255,8 +286,11 @@
       </w:r>
     </w:p>
     <w:p>
+      <w:pPr>
+        <w:keepLines/>
+      </w:pPr>
       <w:r>
-        <w:t>Setup starts in English. After enrollment, Language in Settings offers 16 native-language labels in alphabetic order, wrapping at both ends. The same list is on the server. An older unsupported choice falls back to English on upgrade. Detailed help may use English fallback.</w:t>
+        <w:t>Setup starts in English and uses the chosen terminal language after the server code is accepted. Language choices are shown in their own language, in alphabetical order. Left and right wrap through the list. Some detailed help is in English.</w:t>
       </w:r>
     </w:p>
     <w:p>
@@ -265,6 +299,9 @@
         <w:pageBreakBefore/>
       </w:pPr>
       <w:r>
+        <w:rPr>
+          <w:color w:val="000000"/>
+        </w:rPr>
         <w:t>Check the TV controls and make a call</w:t>
       </w:r>
     </w:p>
@@ -278,11 +315,13 @@
     </w:p>
     <w:p>
       <w:pPr>
+        <w:pStyle w:val="Heading2"/>
         <w:keepNext/>
       </w:pPr>
       <w:r>
         <w:rPr>
           <w:b/>
+          <w:color w:val="000000"/>
         </w:rPr>
         <w:t>1  Power test</w:t>
       </w:r>
@@ -297,11 +336,13 @@
     </w:p>
     <w:p>
       <w:pPr>
+        <w:pStyle w:val="Heading2"/>
         <w:keepNext/>
       </w:pPr>
       <w:r>
         <w:rPr>
           <w:b/>
+          <w:color w:val="000000"/>
         </w:rPr>
         <w:t>2  Input test</w:t>
       </w:r>
@@ -316,11 +357,13 @@
     </w:p>
     <w:p>
       <w:pPr>
+        <w:pStyle w:val="Heading2"/>
         <w:keepNext/>
       </w:pPr>
       <w:r>
         <w:rPr>
           <w:b/>
+          <w:color w:val="000000"/>
         </w:rPr>
         <w:t>3  Confirm what you saw</w:t>
       </w:r>
@@ -338,6 +381,9 @@
         <w:pStyle w:val="Heading1"/>
       </w:pPr>
       <w:r>
+        <w:rPr>
+          <w:color w:val="000000"/>
+        </w:rPr>
         <w:t>If the TV needs extra setup</w:t>
       </w:r>
     </w:p>
@@ -354,6 +400,9 @@
         <w:pStyle w:val="Heading1"/>
       </w:pPr>
       <w:r>
+        <w:rPr>
+          <w:color w:val="000000"/>
+        </w:rPr>
         <w:t>Finish with a real call</w:t>
       </w:r>
     </w:p>
@@ -395,6 +444,9 @@
         <w:pageBreakBefore/>
       </w:pPr>
       <w:r>
+        <w:rPr>
+          <w:color w:val="000000"/>
+        </w:rPr>
         <w:t>Change settings after setup</w:t>
       </w:r>
     </w:p>
@@ -869,13 +921,35 @@
       </w:pPr>
     </w:p>
     <w:p>
+      <w:pPr>
+        <w:keepLines/>
+      </w:pPr>
       <w:r>
-        <w:t>The terminal serial is shown at the bottom of Settings. The Nuroum C20 automatically supplies the camera, microphone and speaker; there are no other device choices. If it is still waking, the terminal retries once per second and waits before connecting the call. You can still press red to cancel. Sound never switches to the TV. The server offers video resolution, frame rate, audio processing and C20 volume. Fresh video settings are 720p at 15 fps; media changes may wait until the call ends.</w:t>
+        <w:t>The terminal ID appears at the bottom of Settings; give it to your helper if they need to find this device on the server. The C20 provides the camera, microphone and speaker automatically.</w:t>
       </w:r>
     </w:p>
     <w:p>
+      <w:pPr>
+        <w:keepLines/>
+      </w:pPr>
       <w:r>
-        <w:t>To choose a ringtone, open Ringtone in Settings with green. Left/right browses the list, wrapping at either end, and previews through the C20 at Ringtone volume after a short pause, for up to ten seconds. Ringtone volume can be adjusted separately with the same preview. Green saves after server confirmation; red cancels. A waking C20 may take a moment. A call or leaving the editor stops the preview. Nokia remains available offline.</w:t>
+        <w:t>If the C20 is waking, wait a few seconds. Zmala retries without switching sound to the TV. Press red if you want to cancel the call. Your administrator can adjust video quality and the starting call volume on the server.</w:t>
+      </w:r>
+    </w:p>
+    <w:p>
+      <w:pPr>
+        <w:keepLines/>
+      </w:pPr>
+      <w:r>
+        <w:t>Open Ringtone with green. Press left or right to browse and hear each choice after a short pause. The list wraps at both ends. Press green to save or red to keep the previous tone.</w:t>
+      </w:r>
+    </w:p>
+    <w:p>
+      <w:pPr>
+        <w:keepLines/>
+      </w:pPr>
+      <w:r>
+        <w:t>Use Ringtone volume to change its loudness; 0% is silent. Button sounds volume is separate. Use middle and left/right to change the sound heard during calls. A call stops any ringtone preview.</w:t>
       </w:r>
     </w:p>
     <w:p>
@@ -883,6 +957,9 @@
         <w:pStyle w:val="Heading1"/>
       </w:pPr>
       <w:r>
+        <w:rPr>
+          <w:color w:val="000000"/>
+        </w:rPr>
         <w:t>Reset and enroll again</w:t>
       </w:r>
     </w:p>
@@ -908,6 +985,9 @@
         <w:pageBreakBefore/>
       </w:pPr>
       <w:r>
+        <w:rPr>
+          <w:color w:val="000000"/>
+        </w:rPr>
         <w:t>Using a secure server connection</w:t>
       </w:r>
     </w:p>
@@ -937,37 +1017,34 @@
         <w:pageBreakBefore/>
       </w:pPr>
       <w:r>
+        <w:rPr>
+          <w:color w:val="000000"/>
+        </w:rPr>
         <w:t>Setting up ZmalaPhone</w:t>
       </w:r>
     </w:p>
     <w:p>
+      <w:pPr>
+        <w:keepLines/>
+      </w:pPr>
       <w:r>
-        <w:t>Each Pi terminal needs a Terminal account and each phone its own App account in a shared calling group. Keep the Pi account as Terminal when adding a phone. Ask the administrator for the signed APK link and private App setup QR; phone users do not need server administration access.</w:t>
+        <w:t>Create an App account for each phone and add it to the family’s shared group. Keep Terminal accounts for TV terminals. In Accounts, select the chain-link Connection details button beside the person, then Download server QR PDF. Give this private code to that phone user; they do not need the administration password.</w:t>
       </w:r>
     </w:p>
     <w:p>
+      <w:pPr>
+        <w:keepLines/>
+      </w:pPr>
       <w:r>
-        <w:t>Download the signed ZmalaPhone.apk from the supplied release link. Open it and allow installation when Android asks. In ZmalaPhone, choose Scan setup QR for a printed code or another screen, or Open QR image for a saved picture on the same phone. Confirm the server address. Allow camera, microphone and, on Android 17, local network access.</w:t>
+        <w:t>Send the signed ZmalaPhone.apk download link with ZmalaPhone-Installation.pdf and ZmalaPhone-Guide.pdf. The installation guide covers a printed QR or a QR picture saved on the same phone, permissions and the first test call.</w:t>
       </w:r>
     </w:p>
     <w:p>
+      <w:pPr>
+        <w:keepLines/>
+      </w:pPr>
       <w:r>
-        <w:t>Allow notifications for incoming calls and callback requests while the app is closed or the phone sleeps. The footer offers notification settings, retry or help when alerts are unavailable. Alerts need internet and the server’s private Firebase sender configuration. Reopen after Android Force stop and at least monthly. Callback alerts name the requester; tapping opens their contact without dialing.</w:t>
-      </w:r>
-    </w:p>
-    <w:p>
-      <w:r>
-        <w:t>Each contact is one card opening that person’s Call, Request callback or Cancel request actions and missed-call information. Green Available means recently active; blue Try calling means push may work but is unconfirmed. Red Offline cards still open, with Call disabled. The app supports English/French and larger Android text.</w:t>
-      </w:r>
-    </w:p>
-    <w:p>
-      <w:r>
-        <w:t>During calls, tap video for labeled microphone, listening, camera-switch and hangup controls. Swipe up/down or use volume keys for listening volume. Home and screen locking retain audio and pause camera sending. The ongoing notification returns to or ends the call. Check real calls in both directions before handover.</w:t>
-      </w:r>
-    </w:p>
-    <w:p>
-      <w:r>
-        <w:t>See ZmalaPhone-Installation.pdf and ZmalaPhone-Guide.pdf for complete instructions. Signed updates keep setup. To replace setup, use Android Clear storage and a fresh App QR; the server account remains unchanged.</w:t>
+        <w:t>For incoming alerts while the app is closed, configure the server’s private Firebase sender and ask the phone user to allow notifications. Test a call with their app open and again with the phone asleep. For calls from other networks, configure secure relay mode first and supply HTTPS setup codes.</w:t>
       </w:r>
     </w:p>
     <w:sectPr>
@@ -1369,7 +1446,7 @@
     <w:rPr>
       <w:rFonts w:ascii="Calibri" w:hAnsi="Calibri"/>
       <w:color w:val="000000"/>
-      <w:sz w:val="23"/>
+      <w:sz w:val="22"/>
     </w:rPr>
   </w:style>
   <w:style w:type="paragraph" w:styleId="Header">

--- a/docs/terminal_config.docx
+++ b/docs/terminal_config.docx
@@ -388,11 +388,19 @@
       </w:r>
     </w:p>
     <w:p>
+      <w:pPr>
+        <w:keepLines/>
+      </w:pPr>
       <w:r>
-        <w:rPr>
-          <w:b w:val="0"/>
-        </w:rPr>
         <w:t>For Samsung, follow the on-screen Anynet+ and Network Control instructions. Select the correct TV if several are found, and approve its ZmalaCall permission prompt using the TV remote. For Sony BRAVIA, check BRAVIA Sync and TV auto power on. Menu wording varies; physical Sony operation has not yet been verified by this project.</w:t>
+      </w:r>
+    </w:p>
+    <w:p>
+      <w:pPr>
+        <w:keepLines/>
+      </w:pPr>
+      <w:r>
+        <w:t>If Samsung shows “Check Device Power”, first confirm the HDMI port and cable. Check Connected Devices or Source: the Pi must not be configured as an old cable or satellite box, such as Sky. In Universal remote setup, remove only the obsolete box profile assigned to the Pi’s HDMI port. Leave other devices alone. Repeat the TV setup checks and a call from both standby and live TV.</w:t>
       </w:r>
     </w:p>
     <w:p>

--- a/docs/terminal_config.docx
+++ b/docs/terminal_config.docx
@@ -222,7 +222,7 @@
         <w:rPr>
           <w:b w:val="0"/>
         </w:rPr>
-        <w:t>If the USB instruction screen appears, connect the C20 to a blue USB 3 port and the charging cradle beside it. The screen advances when the C20 is detected; the cradle itself does not report a USB device.</w:t>
+        <w:t>If the USB instruction screen appears, connect the C10/C20 to a blue USB 3 port and the charging cradle beside it. The screen advances when the C10/C20 is detected; the cradle itself does not report a USB device.</w:t>
       </w:r>
     </w:p>
     <w:p>
@@ -282,7 +282,7 @@
     </w:p>
     <w:p>
       <w:r>
-        <w:t>Hold the Wi-Fi QR steadily in front of the C20, with the whole code inside the four corner guides shown on the TV. Move the code closer or farther away until it fits clearly. Wait for success and the ten-second confirmation. When the server QR screen appears, show the server QR inside the same guides. An incorrect or unreachable server leaves an error and lets you try again.</w:t>
+        <w:t>Hold the Wi-Fi QR steadily in front of the C10/C20, with the whole code inside the four corner guides shown on the TV. Move the code closer or farther away until it fits clearly. Wait for success and the ten-second confirmation. When the server QR screen appears, show the server QR inside the same guides. An incorrect or unreachable server leaves an error and lets you try again.</w:t>
       </w:r>
     </w:p>
     <w:p>
@@ -411,7 +411,7 @@
         <w:pStyle w:val="ListBullet"/>
       </w:pPr>
       <w:r>
-        <w:t>Point the C20 at the seating area. Call a permitted green Available or blue Try calling contact.</w:t>
+        <w:t>Point the C10/C20 at the seating area. Call a permitted green Available or blue Try calling contact.</w:t>
       </w:r>
     </w:p>
     <w:p>
@@ -695,7 +695,7 @@
                 <w:b w:val="0"/>
                 <w:sz w:val="23"/>
               </w:rPr>
-              <w:t>On or off; the C20 view follows detected people, up to 2 times zoom</w:t>
+              <w:t>On or off; the C10/C20 view follows detected people, up to 2 times zoom</w:t>
             </w:r>
           </w:p>
         </w:tc>
@@ -925,7 +925,7 @@
         <w:keepLines/>
       </w:pPr>
       <w:r>
-        <w:t>The terminal ID appears at the bottom of Settings; give it to your helper if they need to find this device on the server. The C20 provides the camera, microphone and speaker automatically.</w:t>
+        <w:t>The terminal ID appears at the bottom of Settings; give it to your helper if they need to find this device on the server. The C10/C20 provides the camera, microphone and speaker automatically.</w:t>
       </w:r>
     </w:p>
     <w:p>
@@ -933,7 +933,7 @@
         <w:keepLines/>
       </w:pPr>
       <w:r>
-        <w:t>If the C20 is waking, wait a few seconds. Zmala retries without switching sound to the TV. Press red if you want to cancel the call. Your administrator can adjust video quality and the starting call volume on the server.</w:t>
+        <w:t>If the C10/C20 is waking, wait a few seconds. Zmala retries without switching sound to the TV. Press red if you want to cancel the call. Your administrator can adjust video quality and the starting call volume on the server.</w:t>
       </w:r>
     </w:p>
     <w:p>

--- a/docs/terminal_config.docx
+++ b/docs/terminal_config.docx
@@ -949,7 +949,7 @@
         <w:keepLines/>
       </w:pPr>
       <w:r>
-        <w:t>Use Ringtone volume to change its loudness; 0% is silent. Button sounds volume is separate. Use middle and left/right to change the sound heard during calls. A call stops any ringtone preview.</w:t>
+        <w:t>Ringtone volume controls incoming ringing, previews and the tone while waiting for someone to answer; 0% is silent. Button sounds volume is separate. Use middle and left/right to change the sound heard during calls. A call stops any ringtone preview.</w:t>
       </w:r>
     </w:p>
     <w:p>

--- a/docs/terminal_config.docx
+++ b/docs/terminal_config.docx
@@ -427,7 +427,7 @@
         <w:pStyle w:val="ListBullet"/>
       </w:pPr>
       <w:r>
-        <w:t>End the call with red. Check that the TV returns to its previous state when that feature passed.</w:t>
+        <w:t>End the call with red. Then wait without pressing a button: the blue countdown bar should appear after ten seconds. After the Return to TV delay, check that the TV returns to standby if it was off, or the previous input if it was on. Repeat with an unanswered call. Automatic return is disabled when the delay is set to Never.</w:t>
       </w:r>
     </w:p>
     <w:p>

--- a/docs/terminal_config.docx
+++ b/docs/terminal_config.docx
@@ -18,7 +18,7 @@
         <w:keepLines/>
       </w:pPr>
       <w:r>
-        <w:t>This part is for the helper setting up the TV terminal. Install the software first using ZmalaTerminal-Installation.pdf. Have the Presenter remote, TV remote and Wi-Fi and server QR documents ready. If an administrator has already supplied the codes, start at Pair the remote and connect Wi-Fi.</w:t>
+        <w:t>This part is for the helper setting up the TV terminal. Install the software first using ZmalaTerminal-Installation.pdf. Have the Presenter remote, TV remote and server QR document ready. For Wi-Fi, use an Android phone already connected to the network: open Settings &gt; Wi-Fi (or Internet), select the connected network and choose Share or QR code. Unlock if asked and show it to the terminal camera at Scan the Wi-Fi QR code. Menu names vary. A printed Wi-Fi QR from the server is another option; Ethernet skips Wi-Fi setup.</w:t>
       </w:r>
     </w:p>
     <w:p>
@@ -95,14 +95,13 @@
     <w:p>
       <w:pPr>
         <w:pStyle w:val="Heading2"/>
-        <w:keepNext/>
+        <w:keepLines/>
       </w:pPr>
       <w:r>
         <w:rPr>
-          <w:b/>
           <w:color w:val="000000"/>
         </w:rPr>
-        <w:t>4  Download the two QR documents</w:t>
+        <w:t>4  Prepare the setup QR codes</w:t>
       </w:r>
     </w:p>
     <w:p>
@@ -388,13 +387,17 @@
       </w:r>
     </w:p>
     <w:p>
-      <w:pPr/>
+      <w:pPr>
+        <w:keepLines/>
+      </w:pPr>
       <w:r>
         <w:t>For Samsung, follow the on-screen Anynet+ and Network Control instructions. Select the correct TV if several are found, and approve its ZmalaCall permission prompt using the TV remote. For Sony BRAVIA, check BRAVIA Sync and TV auto power on. Menu wording varies; physical Sony operation has not yet been verified by this project.</w:t>
       </w:r>
     </w:p>
     <w:p>
-      <w:pPr/>
+      <w:pPr>
+        <w:keepLines/>
+      </w:pPr>
       <w:r>
         <w:t>If Samsung shows “Check Device Power”, first confirm the HDMI port and cable. Check Connected Devices or Source: the Pi must not be configured as an old cable or satellite box, such as Sky. In Universal remote setup, remove only the obsolete box profile assigned to the Pi’s HDMI port. Leave other devices alone. Repeat the TV setup checks and a call from both standby and live TV.</w:t>
       </w:r>
@@ -431,6 +434,7 @@
     <w:p>
       <w:pPr>
         <w:pStyle w:val="ListBullet"/>
+        <w:keepLines/>
       </w:pPr>
       <w:r>
         <w:t>End the call with red. Then wait without pressing a button: the blue countdown bar should appear after ten seconds. After the Return to TV delay, check that the TV returns to standby if it was off, or the previous input if it was on. Repeat with an unanswered call. Automatic return is disabled when the delay is set to Never.</w:t>
@@ -1034,7 +1038,7 @@
         <w:keepLines/>
       </w:pPr>
       <w:r>
-        <w:t>Create an App account for each phone and add it to the family’s shared group. Keep Terminal accounts for TV terminals. In Accounts, select the chain-link Connection details button beside the person, then Download server QR PDF. Give this private code to that phone user; they do not need the administration password.</w:t>
+        <w:t>Create an App account for each phone and add it to the family’s shared group. Keep Terminal accounts for TV terminals. In Accounts, select the chain-link Connection details button beside the person, then Download server QR PDF. The App sheet has two QR codes: download the app first, then scan the account code in ZmalaPhone. Give this private sheet to that phone user; they do not need the administration password.</w:t>
       </w:r>
     </w:p>
     <w:p>
